--- a/modelos/2026/participativo.docx
+++ b/modelos/2026/participativo.docx
@@ -76,75 +76,13 @@
         </w:drawing>
       </w:r>
     </w:p>
-    <w:tbl>
-      <w:tblPr>
-        <w:tblW w:w="5000" w:type="pct"/>
-        <w:jc w:val="center"/>
-        <w:tblCellMar>
-          <w:left w:w="0" w:type="dxa"/>
-          <w:right w:w="0" w:type="dxa"/>
-        </w:tblCellMar>
-        <w:tblLook w:val="04A0" w:firstRow="1" w:lastRow="0" w:firstColumn="1" w:lastColumn="0" w:noHBand="0" w:noVBand="1"/>
-      </w:tblPr>
-      <w:tblGrid>
-        <w:gridCol w:w="8504"/>
-      </w:tblGrid>
-      <w:tr>
-        <w:trPr>
-          <w:jc w:val="center"/>
-        </w:trPr>
-        <w:tc>
-          <w:tcPr>
-            <w:tcW w:w="0" w:type="auto"/>
-            <w:vAlign w:val="center"/>
-          </w:tcPr>
-          <w:p>
-            <w:pPr>
-              <w:spacing w:after="0" w:line="240" w:lineRule="auto"/>
-              <w:jc w:val="center"/>
-              <w:rPr>
-                <w:rFonts w:ascii="Arial" w:eastAsia="Times New Roman" w:hAnsi="Arial" w:cs="Arial"/>
-                <w:color w:val="000000"/>
-                <w:kern w:val="0"/>
-                <w:sz w:val="24"/>
-                <w:szCs w:val="24"/>
-                <w:lang w:eastAsia="pt-BR"/>
-                <w14:ligatures w14:val="none"/>
-              </w:rPr>
-            </w:pPr>
-          </w:p>
-        </w:tc>
-      </w:tr>
-      <w:tr>
-        <w:trPr>
-          <w:jc w:val="center"/>
-        </w:trPr>
-        <w:tc>
-          <w:tcPr>
-            <w:tcW w:w="0" w:type="auto"/>
-            <w:hideMark/>
-          </w:tcPr>
-          <w:p>
-            <w:pPr>
-              <w:spacing w:after="0" w:line="240" w:lineRule="auto"/>
-              <w:jc w:val="center"/>
-              <w:rPr>
-                <w:rFonts w:ascii="Times New Roman" w:eastAsia="Times New Roman" w:hAnsi="Times New Roman" w:cs="Times New Roman"/>
-                <w:kern w:val="0"/>
-                <w:sz w:val="20"/>
-                <w:szCs w:val="20"/>
-                <w:lang w:eastAsia="pt-BR"/>
-                <w14:ligatures w14:val="none"/>
-              </w:rPr>
-            </w:pPr>
-          </w:p>
-        </w:tc>
-      </w:tr>
-    </w:tbl>
     <w:p>
       <w:r>
+        <w:rPr>
+          <w:noProof/>
+        </w:rPr>
         <w:drawing>
-          <wp:inline distT="0" distB="0" distL="0" distR="0" wp14:anchorId="7023D670" wp14:editId="2E3BD9E5">
+          <wp:inline distT="0" distB="0" distL="0" distR="0" wp14:anchorId="7023D670" wp14:editId="1DF5F7C6">
             <wp:extent cx="9525" cy="9525"/>
             <wp:effectExtent l="0" t="0" r="0" b="0"/>
             <wp:docPr id="186415490" name="Imagem 6"/>
@@ -206,18 +144,6 @@
       <w:tblGrid>
         <w:gridCol w:w="8504"/>
       </w:tblGrid>
-      <w:tr>
-        <w:trPr>
-          <w:jc w:val="center"/>
-        </w:trPr>
-        <w:tc>
-          <w:tcPr>
-            <w:tcW w:w="0" w:type="auto"/>
-            <w:hideMark/>
-          </w:tcPr>
-          <w:p/>
-        </w:tc>
-      </w:tr>
       <w:tr>
         <w:trPr>
           <w:jc w:val="center"/>
@@ -488,7 +414,7 @@
                                                                                   <w:p>
                                                                                     <w:r>
                                                                                       <w:drawing>
-                                                                                        <wp:inline distT="0" distB="0" distL="0" distR="0" wp14:anchorId="29E67A4E" wp14:editId="67D3E0A1">
+                                                                                        <wp:inline distT="0" distB="0" distL="0" distR="0" wp14:anchorId="29E67A4E" wp14:editId="4F7219EC">
                                                                                           <wp:extent cx="2457450" cy="704850"/>
                                                                                           <wp:effectExtent l="0" t="0" r="0" b="0"/>
                                                                                           <wp:docPr id="1465502683" name="Imagem 5"/>
@@ -540,11 +466,23 @@
                                                                                 </w:tc>
                                                                               </w:tr>
                                                                             </w:tbl>
-                                                                            <w:p/>
+                                                                            <w:p>
+                                                                              <w:pPr>
+                                                                                <w:rPr>
+                                                                                  <w:highlight w:val="yellow"/>
+                                                                                </w:rPr>
+                                                                              </w:pPr>
+                                                                            </w:p>
                                                                           </w:tc>
                                                                         </w:tr>
                                                                       </w:tbl>
-                                                                      <w:p/>
+                                                                      <w:p>
+                                                                        <w:pPr>
+                                                                          <w:rPr>
+                                                                            <w:highlight w:val="yellow"/>
+                                                                          </w:rPr>
+                                                                        </w:pPr>
+                                                                      </w:p>
                                                                     </w:tc>
                                                                     <w:tc>
                                                                       <w:tcPr>
@@ -559,7 +497,7 @@
                                                                       </w:tcPr>
                                                                       <w:tbl>
                                                                         <w:tblPr>
-                                                                          <w:tblW w:w="5000" w:type="pct"/>
+                                                                          <w:tblW w:w="4469" w:type="pct"/>
                                                                           <w:tblCellMar>
                                                                             <w:left w:w="0" w:type="dxa"/>
                                                                             <w:right w:w="0" w:type="dxa"/>
@@ -567,9 +505,12 @@
                                                                           <w:tblLook w:val="04A0" w:firstRow="1" w:lastRow="0" w:firstColumn="1" w:lastColumn="0" w:noHBand="0" w:noVBand="1"/>
                                                                         </w:tblPr>
                                                                         <w:tblGrid>
-                                                                          <w:gridCol w:w="4005"/>
+                                                                          <w:gridCol w:w="3580"/>
                                                                         </w:tblGrid>
                                                                         <w:tr>
+                                                                          <w:trPr>
+                                                                            <w:trHeight w:val="1320"/>
+                                                                          </w:trPr>
                                                                           <w:tc>
                                                                             <w:tcPr>
                                                                               <w:tcW w:w="0" w:type="auto"/>
@@ -598,23 +539,30 @@
                                                                                 <w:rPr>
                                                                                   <w:color w:val="FFFFFF" w:themeColor="background1"/>
                                                                                 </w:rPr>
-                                                                                <w:br/>
+                                                                                <w:t xml:space="preserve">   </w:t>
                                                                               </w:r>
                                                                               <w:r>
                                                                                 <w:rPr>
-                                                                                  <w:b/>
-                                                                                  <w:bCs/>
                                                                                   <w:color w:val="FFFFFF" w:themeColor="background1"/>
                                                                                 </w:rPr>
                                                                                 <w:t>Aviso de Reajuste</w:t>
                                                                               </w:r>
                                                                               <w:r>
                                                                                 <w:rPr>
-                                                                                  <w:b/>
-                                                                                  <w:bCs/>
                                                                                   <w:color w:val="FFFFFF" w:themeColor="background1"/>
                                                                                 </w:rPr>
                                                                                 <w:br/>
+                                                                              </w:r>
+                                                                              <w:r>
+                                                                                <w:rPr>
+                                                                                  <w:color w:val="FFFFFF" w:themeColor="background1"/>
+                                                                                </w:rPr>
+                                                                                <w:t xml:space="preserve">   </w:t>
+                                                                              </w:r>
+                                                                              <w:r>
+                                                                                <w:rPr>
+                                                                                  <w:color w:val="FFFFFF" w:themeColor="background1"/>
+                                                                                </w:rPr>
                                                                                 <w:t>Informe CASSI - Agosto/2026</w:t>
                                                                               </w:r>
                                                                             </w:p>
@@ -789,21 +737,7 @@
                                                                       <w:b/>
                                                                       <w:bCs/>
                                                                     </w:rPr>
-                                                                    <w:t>{{</w:t>
-                                                                  </w:r>
-                                                                  <w:r>
-                                                                    <w:rPr>
-                                                                      <w:b/>
-                                                                      <w:bCs/>
-                                                                    </w:rPr>
-                                                                    <w:t>NOMEBENEFICIARIO</w:t>
-                                                                  </w:r>
-                                                                  <w:r>
-                                                                    <w:rPr>
-                                                                      <w:b/>
-                                                                      <w:bCs/>
-                                                                    </w:rPr>
-                                                                    <w:t>}}</w:t>
+                                                                    <w:t>{{NOMEBENEFICIARIO}}</w:t>
                                                                   </w:r>
                                                                 </w:p>
                                                               </w:tc>
@@ -820,12 +754,21 @@
                                                                   <w:hideMark/>
                                                                 </w:tcPr>
                                                                 <w:p>
+                                                                  <w:proofErr w:type="gramStart"/>
                                                                   <w:r>
                                                                     <w:rPr>
                                                                       <w:b/>
                                                                       <w:bCs/>
                                                                     </w:rPr>
-                                                                    <w:t>{{ NUMEROPLANO }}</w:t>
+                                                                    <w:t>{{ NUMEROPLANO</w:t>
+                                                                  </w:r>
+                                                                  <w:proofErr w:type="gramEnd"/>
+                                                                  <w:r>
+                                                                    <w:rPr>
+                                                                      <w:b/>
+                                                                      <w:bCs/>
+                                                                    </w:rPr>
+                                                                    <w:t xml:space="preserve"> }}</w:t>
                                                                   </w:r>
                                                                 </w:p>
                                                               </w:tc>
@@ -1096,8 +1039,11 @@
                                                           </w:tcPr>
                                                           <w:p>
                                                             <w:r>
+                                                              <w:rPr>
+                                                                <w:noProof/>
+                                                              </w:rPr>
                                                               <w:drawing>
-                                                                <wp:inline distT="0" distB="0" distL="0" distR="0" wp14:anchorId="09EEC04E" wp14:editId="0AFEB0DE">
+                                                                <wp:inline distT="0" distB="0" distL="0" distR="0" wp14:anchorId="09EEC04E" wp14:editId="55D109CE">
                                                                   <wp:extent cx="5400040" cy="944880"/>
                                                                   <wp:effectExtent l="0" t="0" r="0" b="0"/>
                                                                   <wp:docPr id="1178282880" name="Imagem 4"/>

--- a/modelos/2026/participativo.docx
+++ b/modelos/2026/participativo.docx
@@ -156,7 +156,7 @@
           </w:tcPr>
           <w:tbl>
             <w:tblPr>
-              <w:tblW w:w="9000" w:type="dxa"/>
+              <w:tblW w:w="8504" w:type="dxa"/>
               <w:jc w:val="center"/>
               <w:tblCellMar>
                 <w:left w:w="0" w:type="dxa"/>
@@ -256,7 +256,7 @@
                                         </w:tcPr>
                                         <w:tbl>
                                           <w:tblPr>
-                                            <w:tblW w:w="9000" w:type="dxa"/>
+                                            <w:tblW w:w="8504" w:type="dxa"/>
                                             <w:tblCellMar>
                                               <w:left w:w="0" w:type="dxa"/>
                                               <w:right w:w="0" w:type="dxa"/>
@@ -301,7 +301,7 @@
                                                       <w:tblPr>
                                                         <w:tblW w:w="5000" w:type="pct"/>
                                                         <w:tblBorders>
-                                                          <w:top w:val="single" w:sz="36" w:space="0" w:color="auto"/>
+                                                          <w:top w:val="nil"/>
                                                         </w:tblBorders>
                                                         <w:shd w:val="clear" w:color="auto" w:fill="2F54CF"/>
                                                         <w:tblCellMar>
@@ -329,7 +329,7 @@
                                                           </w:tcPr>
                                                           <w:tbl>
                                                             <w:tblPr>
-                                                              <w:tblW w:w="8100" w:type="dxa"/>
+                                                              <w:tblW w:w="7604" w:type="dxa"/>
                                                               <w:tblCellMar>
                                                                 <w:left w:w="0" w:type="dxa"/>
                                                                 <w:right w:w="0" w:type="dxa"/>
@@ -348,7 +348,7 @@
                                                                 </w:tcPr>
                                                                 <w:tbl>
                                                                   <w:tblPr>
-                                                                    <w:tblW w:w="8100" w:type="dxa"/>
+                                                                    <w:tblW w:w="7604" w:type="dxa"/>
                                                                     <w:tblCellMar>
                                                                       <w:left w:w="0" w:type="dxa"/>
                                                                       <w:right w:w="0" w:type="dxa"/>
@@ -356,13 +356,13 @@
                                                                     <w:tblLook w:val="04A0" w:firstRow="1" w:lastRow="0" w:firstColumn="1" w:lastColumn="0" w:noHBand="0" w:noVBand="1"/>
                                                                   </w:tblPr>
                                                                   <w:tblGrid>
-                                                                    <w:gridCol w:w="4050"/>
-                                                                    <w:gridCol w:w="4050"/>
+                                                                    <w:gridCol w:w="3802"/>
+                                                                    <w:gridCol w:w="3802"/>
                                                                   </w:tblGrid>
                                                                   <w:tr>
                                                                     <w:tc>
                                                                       <w:tcPr>
-                                                                        <w:tcW w:w="4005" w:type="dxa"/>
+                                                                        <w:tcW w:w="3760" w:type="dxa"/>
                                                                         <w:tcMar>
                                                                           <w:top w:w="0" w:type="dxa"/>
                                                                           <w:left w:w="0" w:type="dxa"/>
@@ -486,7 +486,7 @@
                                                                     </w:tc>
                                                                     <w:tc>
                                                                       <w:tcPr>
-                                                                        <w:tcW w:w="4005" w:type="dxa"/>
+                                                                        <w:tcW w:w="3760" w:type="dxa"/>
                                                                         <w:tcMar>
                                                                           <w:top w:w="0" w:type="dxa"/>
                                                                           <w:left w:w="45" w:type="dxa"/>
